--- a/resume_flk.docx
+++ b/resume_flk.docx
@@ -23,6 +23,7 @@
     <w:p>
       <w:pPr>
         <w:pStyle w:val="TextBody"/>
+        <w:spacing w:lineRule="auto" w:line="240" w:before="57" w:after="83"/>
         <w:jc w:val="center"/>
         <w:rPr/>
       </w:pPr>
@@ -82,17 +83,7 @@
           <w:szCs w:val="22"/>
           <w:lang w:val="en-US"/>
         </w:rPr>
-        <w:t xml:space="preserve"> bharatrose1@gmail.com | </w:t>
-      </w:r>
-      <w:r>
-        <w:rPr>
-          <w:rStyle w:val="StrongEmphasis"/>
-          <w:rFonts w:ascii="Poppins" w:hAnsi="Poppins"/>
-          <w:sz w:val="22"/>
-          <w:szCs w:val="22"/>
-          <w:lang w:val="en-US"/>
-        </w:rPr>
-        <w:t>LinkedIn:</w:t>
+        <w:t xml:space="preserve"> bharatrose1@gmail.com  </w:t>
       </w:r>
       <w:r>
         <w:rPr>
@@ -101,9 +92,9 @@
           <w:szCs w:val="22"/>
           <w:lang w:val="en-US"/>
         </w:rPr>
-        <w:t xml:space="preserve"> </w:t>
+        <w:t xml:space="preserve">| </w:t>
       </w:r>
-      <w:hyperlink r:id="rId2" w:tgtFrame="_new">
+      <w:hyperlink r:id="rId2">
         <w:r>
           <w:rPr>
             <w:rStyle w:val="InternetLink"/>
@@ -112,7 +103,28 @@
             <w:szCs w:val="22"/>
             <w:lang w:val="en-US"/>
           </w:rPr>
-          <w:t>linkedin.com/in/bharat-shah-3150b478/</w:t>
+          <w:t>LinkedIn</w:t>
+        </w:r>
+      </w:hyperlink>
+      <w:r>
+        <w:rPr>
+          <w:rFonts w:ascii="Poppins" w:hAnsi="Poppins"/>
+          <w:sz w:val="22"/>
+          <w:szCs w:val="22"/>
+          <w:lang w:val="nb-NO"/>
+        </w:rPr>
+        <w:t xml:space="preserve"> | </w:t>
+      </w:r>
+      <w:hyperlink r:id="rId3" w:tgtFrame="_new">
+        <w:r>
+          <w:rPr>
+            <w:rStyle w:val="InternetLink"/>
+            <w:rFonts w:ascii="Poppins" w:hAnsi="Poppins"/>
+            <w:sz w:val="22"/>
+            <w:szCs w:val="22"/>
+            <w:lang w:val="en-US"/>
+          </w:rPr>
+          <w:t>GitHub</w:t>
         </w:r>
       </w:hyperlink>
       <w:r>
@@ -123,46 +135,7 @@
           <w:lang w:val="en-US"/>
         </w:rPr>
         <w:br/>
-      </w:r>
-      <w:r>
-        <w:rPr>
-          <w:rStyle w:val="StrongEmphasis"/>
-          <w:rFonts w:ascii="Poppins" w:hAnsi="Poppins"/>
-          <w:sz w:val="22"/>
-          <w:szCs w:val="22"/>
-          <w:lang w:val="en-US"/>
-        </w:rPr>
-        <w:t>GitHub:</w:t>
-      </w:r>
-      <w:r>
-        <w:rPr>
-          <w:rFonts w:ascii="Poppins" w:hAnsi="Poppins"/>
-          <w:sz w:val="22"/>
-          <w:szCs w:val="22"/>
-          <w:lang w:val="en-US"/>
-        </w:rPr>
-        <w:t xml:space="preserve"> </w:t>
-      </w:r>
-      <w:hyperlink r:id="rId3" w:tgtFrame="_new">
-        <w:r>
-          <w:rPr>
-            <w:rStyle w:val="InternetLink"/>
-            <w:rFonts w:ascii="Poppins" w:hAnsi="Poppins"/>
-            <w:sz w:val="22"/>
-            <w:szCs w:val="22"/>
-            <w:lang w:val="en-US"/>
-          </w:rPr>
-          <w:t>github.com/b-limitless</w:t>
-        </w:r>
-      </w:hyperlink>
-      <w:r>
-        <w:rPr>
-          <w:rFonts w:ascii="Poppins" w:hAnsi="Poppins"/>
-          <w:sz w:val="22"/>
-          <w:szCs w:val="22"/>
-          <w:lang w:val="en-US"/>
-        </w:rPr>
-        <w:t xml:space="preserve"> | </w:t>
+        <w:t xml:space="preserve">  </w:t>
       </w:r>
       <w:r>
         <w:rPr>
@@ -986,7 +959,7 @@
                 <w:u w:val="none"/>
                 <w:lang w:val="en-US" w:eastAsia="en-US" w:bidi="ar-SA"/>
               </w:rPr>
-              <w:t>Front End –</w:t>
+              <w:t>Frontend –</w:t>
             </w:r>
             <w:r>
               <w:rPr>
@@ -1215,7 +1188,7 @@
                 <w:u w:val="none"/>
                 <w:lang w:val="en-US" w:eastAsia="en-US" w:bidi="ar-SA"/>
               </w:rPr>
-              <w:t xml:space="preserve">– Front End – </w:t>
+              <w:t xml:space="preserve">– Frontend – </w:t>
             </w:r>
             <w:r>
               <w:rPr>
@@ -1448,7 +1421,7 @@
                 <w:u w:val="none"/>
                 <w:lang w:val="en-US" w:eastAsia="en-US" w:bidi="ar-SA"/>
               </w:rPr>
-              <w:t xml:space="preserve">– Front End – </w:t>
+              <w:t xml:space="preserve">– Frontend – </w:t>
             </w:r>
             <w:r>
               <w:rPr>
@@ -4420,6 +4393,14 @@
       <w:iCs/>
     </w:rPr>
   </w:style>
+  <w:style w:type="character" w:styleId="VisitedInternetLink">
+    <w:name w:val="FollowedHyperlink"/>
+    <w:rPr>
+      <w:color w:val="800000"/>
+      <w:u w:val="single"/>
+      <w:lang w:val="zxx" w:eastAsia="zxx" w:bidi="zxx"/>
+    </w:rPr>
+  </w:style>
   <w:style w:type="paragraph" w:styleId="Heading">
     <w:name w:val="Heading"/>
     <w:basedOn w:val="Normal"/>

--- a/resume_flk.docx
+++ b/resume_flk.docx
@@ -7,14 +7,16 @@
         <w:pStyle w:val="Heading3"/>
         <w:spacing w:lineRule="auto" w:line="276" w:before="360" w:after="120"/>
         <w:contextualSpacing/>
-        <w:jc w:val="center"/>
+        <w:jc w:val="left"/>
         <w:rPr/>
       </w:pPr>
       <w:r>
         <w:rPr>
           <w:rStyle w:val="StrongEmphasis"/>
-          <w:rFonts w:ascii="Poppins" w:hAnsi="Poppins"/>
+          <w:rFonts w:ascii="Calibri" w:hAnsi="Calibri"/>
           <w:color w:val="333333"/>
+          <w:sz w:val="28"/>
+          <w:szCs w:val="28"/>
           <w:lang w:val="en-US"/>
         </w:rPr>
         <w:t>Bharat Shah</w:t>
@@ -24,13 +26,13 @@
       <w:pPr>
         <w:pStyle w:val="TextBody"/>
         <w:spacing w:lineRule="auto" w:line="240" w:before="57" w:after="83"/>
-        <w:jc w:val="center"/>
+        <w:jc w:val="left"/>
         <w:rPr/>
       </w:pPr>
       <w:r>
         <w:rPr>
           <w:rStyle w:val="StrongEmphasis"/>
-          <w:rFonts w:ascii="Poppins" w:hAnsi="Poppins"/>
+          <w:rFonts w:ascii="Calibri" w:hAnsi="Calibri"/>
           <w:sz w:val="22"/>
           <w:szCs w:val="22"/>
           <w:lang w:val="en-US"/>
@@ -39,7 +41,7 @@
       </w:r>
       <w:r>
         <w:rPr>
-          <w:rFonts w:ascii="Poppins" w:hAnsi="Poppins"/>
+          <w:rFonts w:ascii="Calibri" w:hAnsi="Calibri"/>
           <w:sz w:val="22"/>
           <w:szCs w:val="22"/>
           <w:lang w:val="en-US"/>
@@ -49,7 +51,7 @@
       <w:r>
         <w:rPr>
           <w:rStyle w:val="StrongEmphasis"/>
-          <w:rFonts w:ascii="Poppins" w:hAnsi="Poppins"/>
+          <w:rFonts w:ascii="Calibri" w:hAnsi="Calibri"/>
           <w:sz w:val="22"/>
           <w:szCs w:val="22"/>
           <w:lang w:val="en-US"/>
@@ -58,7 +60,7 @@
       </w:r>
       <w:r>
         <w:rPr>
-          <w:rFonts w:ascii="Poppins" w:hAnsi="Poppins"/>
+          <w:rFonts w:ascii="Calibri" w:hAnsi="Calibri"/>
           <w:sz w:val="22"/>
           <w:szCs w:val="22"/>
           <w:lang w:val="en-US"/>
@@ -69,7 +71,7 @@
       <w:r>
         <w:rPr>
           <w:rStyle w:val="StrongEmphasis"/>
-          <w:rFonts w:ascii="Poppins" w:hAnsi="Poppins"/>
+          <w:rFonts w:ascii="Calibri" w:hAnsi="Calibri"/>
           <w:sz w:val="22"/>
           <w:szCs w:val="22"/>
           <w:lang w:val="en-US"/>
@@ -78,27 +80,18 @@
       </w:r>
       <w:r>
         <w:rPr>
-          <w:rFonts w:ascii="Poppins" w:hAnsi="Poppins"/>
+          <w:rFonts w:ascii="Calibri" w:hAnsi="Calibri"/>
           <w:sz w:val="22"/>
           <w:szCs w:val="22"/>
           <w:lang w:val="en-US"/>
         </w:rPr>
-        <w:t xml:space="preserve"> bharatrose1@gmail.com  </w:t>
-      </w:r>
-      <w:r>
-        <w:rPr>
-          <w:rFonts w:ascii="Poppins" w:hAnsi="Poppins"/>
-          <w:sz w:val="22"/>
-          <w:szCs w:val="22"/>
-          <w:lang w:val="en-US"/>
-        </w:rPr>
-        <w:t xml:space="preserve">| </w:t>
+        <w:t xml:space="preserve"> bharatrose1@gmail.com  | </w:t>
       </w:r>
       <w:hyperlink r:id="rId2">
         <w:r>
           <w:rPr>
             <w:rStyle w:val="InternetLink"/>
-            <w:rFonts w:ascii="Poppins" w:hAnsi="Poppins"/>
+            <w:rFonts w:ascii="Calibri" w:hAnsi="Calibri"/>
             <w:sz w:val="22"/>
             <w:szCs w:val="22"/>
             <w:lang w:val="en-US"/>
@@ -108,7 +101,7 @@
       </w:hyperlink>
       <w:r>
         <w:rPr>
-          <w:rFonts w:ascii="Poppins" w:hAnsi="Poppins"/>
+          <w:rFonts w:ascii="Calibri" w:hAnsi="Calibri"/>
           <w:sz w:val="22"/>
           <w:szCs w:val="22"/>
           <w:lang w:val="nb-NO"/>
@@ -119,7 +112,7 @@
         <w:r>
           <w:rPr>
             <w:rStyle w:val="InternetLink"/>
-            <w:rFonts w:ascii="Poppins" w:hAnsi="Poppins"/>
+            <w:rFonts w:ascii="Calibri" w:hAnsi="Calibri"/>
             <w:sz w:val="22"/>
             <w:szCs w:val="22"/>
             <w:lang w:val="en-US"/>
@@ -129,18 +122,17 @@
       </w:hyperlink>
       <w:r>
         <w:rPr>
-          <w:rFonts w:ascii="Poppins" w:hAnsi="Poppins"/>
+          <w:rFonts w:ascii="Calibri" w:hAnsi="Calibri"/>
           <w:sz w:val="22"/>
           <w:szCs w:val="22"/>
           <w:lang w:val="en-US"/>
         </w:rPr>
         <w:br/>
-        <w:t xml:space="preserve">  </w:t>
       </w:r>
       <w:r>
         <w:rPr>
           <w:rStyle w:val="StrongEmphasis"/>
-          <w:rFonts w:ascii="Poppins" w:hAnsi="Poppins"/>
+          <w:rFonts w:ascii="Calibri" w:hAnsi="Calibri"/>
           <w:sz w:val="22"/>
           <w:szCs w:val="22"/>
           <w:lang w:val="en-US"/>
@@ -149,7 +141,7 @@
       </w:r>
       <w:r>
         <w:rPr>
-          <w:rFonts w:ascii="Poppins" w:hAnsi="Poppins"/>
+          <w:rFonts w:ascii="Calibri" w:hAnsi="Calibri"/>
           <w:sz w:val="22"/>
           <w:szCs w:val="22"/>
           <w:lang w:val="en-US"/>
@@ -195,12 +187,13 @@
               <w:widowControl w:val="false"/>
               <w:jc w:val="left"/>
               <w:rPr>
+                <w:rFonts w:ascii="Calibri" w:hAnsi="Calibri"/>
                 <w:lang w:val="en-US"/>
               </w:rPr>
             </w:pPr>
             <w:r>
               <w:rPr>
-                <w:rFonts w:ascii="Poppins" w:hAnsi="Poppins"/>
+                <w:rFonts w:ascii="Calibri" w:hAnsi="Calibri"/>
                 <w:b/>
                 <w:bCs/>
                 <w:sz w:val="22"/>
@@ -216,12 +209,12 @@
               <w:widowControl w:val="false"/>
               <w:jc w:val="left"/>
               <w:rPr>
-                <w:lang w:val="en-US"/>
-              </w:rPr>
-            </w:pPr>
-            <w:r>
-              <w:rPr>
-                <w:rFonts w:ascii="Poppins" w:hAnsi="Poppins"/>
+                <w:rFonts w:ascii="Calibri" w:hAnsi="Calibri"/>
+              </w:rPr>
+            </w:pPr>
+            <w:r>
+              <w:rPr>
+                <w:rFonts w:ascii="Calibri" w:hAnsi="Calibri"/>
                 <w:b/>
                 <w:bCs/>
                 <w:sz w:val="22"/>
@@ -232,7 +225,7 @@
             </w:r>
             <w:r>
               <w:rPr>
-                <w:rFonts w:ascii="Poppins" w:hAnsi="Poppins"/>
+                <w:rFonts w:ascii="Calibri" w:hAnsi="Calibri"/>
                 <w:b/>
                 <w:bCs/>
                 <w:sz w:val="22"/>
@@ -243,7 +236,7 @@
             </w:r>
             <w:r>
               <w:rPr>
-                <w:rFonts w:eastAsia="" w:cs="" w:ascii="Poppins" w:hAnsi="Poppins" w:cstheme="minorBidi" w:eastAsiaTheme="minorEastAsia"/>
+                <w:rFonts w:eastAsia="" w:cs="" w:ascii="Calibri" w:hAnsi="Calibri" w:cstheme="minorBidi" w:eastAsiaTheme="minorEastAsia"/>
                 <w:b/>
                 <w:bCs/>
                 <w:color w:val="auto"/>
@@ -256,7 +249,7 @@
             </w:r>
             <w:r>
               <w:rPr>
-                <w:rFonts w:ascii="Poppins" w:hAnsi="Poppins"/>
+                <w:rFonts w:ascii="Calibri" w:hAnsi="Calibri"/>
                 <w:b/>
                 <w:bCs/>
                 <w:sz w:val="22"/>
@@ -267,7 +260,7 @@
             </w:r>
             <w:r>
               <w:rPr>
-                <w:rFonts w:eastAsia="" w:cs="" w:ascii="Poppins" w:hAnsi="Poppins" w:cstheme="minorBidi" w:eastAsiaTheme="minorEastAsia"/>
+                <w:rFonts w:eastAsia="" w:cs="" w:ascii="Calibri" w:hAnsi="Calibri" w:cstheme="minorBidi" w:eastAsiaTheme="minorEastAsia"/>
                 <w:b w:val="false"/>
                 <w:bCs w:val="false"/>
                 <w:color w:val="auto"/>
@@ -280,7 +273,7 @@
             </w:r>
             <w:r>
               <w:rPr>
-                <w:rFonts w:ascii="Poppins" w:hAnsi="Poppins"/>
+                <w:rFonts w:ascii="Calibri" w:hAnsi="Calibri"/>
                 <w:b w:val="false"/>
                 <w:bCs w:val="false"/>
                 <w:sz w:val="22"/>
@@ -291,7 +284,7 @@
             </w:r>
             <w:r>
               <w:rPr>
-                <w:rFonts w:ascii="Poppins" w:hAnsi="Poppins"/>
+                <w:rFonts w:ascii="Calibri" w:hAnsi="Calibri"/>
                 <w:b w:val="false"/>
                 <w:bCs w:val="false"/>
                 <w:i w:val="false"/>
@@ -306,7 +299,7 @@
             </w:r>
             <w:r>
               <w:rPr>
-                <w:rFonts w:ascii="Poppins" w:hAnsi="Poppins"/>
+                <w:rFonts w:ascii="Calibri" w:hAnsi="Calibri"/>
                 <w:b w:val="false"/>
                 <w:bCs w:val="false"/>
                 <w:sz w:val="22"/>
@@ -322,56 +315,57 @@
               <w:widowControl w:val="false"/>
               <w:jc w:val="left"/>
               <w:rPr>
+                <w:rFonts w:ascii="Calibri" w:hAnsi="Calibri"/>
+              </w:rPr>
+            </w:pPr>
+            <w:r>
+              <w:rPr>
+                <w:rFonts w:ascii="Calibri" w:hAnsi="Calibri"/>
+                <w:b/>
+                <w:bCs/>
+                <w:sz w:val="22"/>
+                <w:szCs w:val="22"/>
+                <w:lang w:val="en-US" w:eastAsia="en-US" w:bidi="ar-SA"/>
+              </w:rPr>
+              <w:t xml:space="preserve">👨‍🏫 </w:t>
+            </w:r>
+            <w:r>
+              <w:rPr>
+                <w:rFonts w:ascii="Calibri" w:hAnsi="Calibri"/>
+                <w:b/>
+                <w:bCs/>
+                <w:color w:val="1C1C1C"/>
+                <w:sz w:val="22"/>
+                <w:szCs w:val="22"/>
+                <w:lang w:val="en-US" w:eastAsia="en-US" w:bidi="ar-SA"/>
+              </w:rPr>
+              <w:t xml:space="preserve"> </w:t>
+            </w:r>
+            <w:r>
+              <w:rPr>
+                <w:rFonts w:ascii="Calibri" w:hAnsi="Calibri"/>
+                <w:b/>
+                <w:bCs/>
+                <w:color w:val="1C1C1C"/>
+                <w:sz w:val="22"/>
+                <w:szCs w:val="22"/>
+                <w:lang w:val="en-US" w:eastAsia="en-US" w:bidi="ar-SA"/>
+              </w:rPr>
+              <w:t>Engineering Leadership &amp; Organizational Impact</w:t>
+            </w:r>
+          </w:p>
+          <w:p>
+            <w:pPr>
+              <w:pStyle w:val="TextBody"/>
+              <w:widowControl w:val="false"/>
+              <w:rPr>
+                <w:rFonts w:ascii="Calibri" w:hAnsi="Calibri"/>
                 <w:lang w:val="en-US"/>
               </w:rPr>
             </w:pPr>
             <w:r>
               <w:rPr>
-                <w:rFonts w:ascii="Poppins" w:hAnsi="Poppins"/>
-                <w:b/>
-                <w:bCs/>
-                <w:sz w:val="22"/>
-                <w:szCs w:val="22"/>
-                <w:lang w:val="en-US" w:eastAsia="en-US" w:bidi="ar-SA"/>
-              </w:rPr>
-              <w:t xml:space="preserve">👨‍🏫 </w:t>
-            </w:r>
-            <w:r>
-              <w:rPr>
-                <w:rFonts w:ascii="Poppins" w:hAnsi="Poppins"/>
-                <w:b/>
-                <w:bCs/>
-                <w:color w:val="1C1C1C"/>
-                <w:sz w:val="22"/>
-                <w:szCs w:val="22"/>
-                <w:lang w:val="en-US" w:eastAsia="en-US" w:bidi="ar-SA"/>
-              </w:rPr>
-              <w:t xml:space="preserve"> </w:t>
-            </w:r>
-            <w:r>
-              <w:rPr>
-                <w:rFonts w:ascii="Poppins" w:hAnsi="Poppins"/>
-                <w:b/>
-                <w:bCs/>
-                <w:color w:val="1C1C1C"/>
-                <w:sz w:val="22"/>
-                <w:szCs w:val="22"/>
-                <w:lang w:val="en-US" w:eastAsia="en-US" w:bidi="ar-SA"/>
-              </w:rPr>
-              <w:t>Engineering Leadership &amp; Organizational Impact</w:t>
-            </w:r>
-          </w:p>
-          <w:p>
-            <w:pPr>
-              <w:pStyle w:val="TextBody"/>
-              <w:widowControl w:val="false"/>
-              <w:rPr>
-                <w:lang w:val="en-US"/>
-              </w:rPr>
-            </w:pPr>
-            <w:r>
-              <w:rPr>
-                <w:rFonts w:ascii="Poppins" w:hAnsi="Poppins"/>
+                <w:rFonts w:ascii="Calibri" w:hAnsi="Calibri"/>
                 <w:b w:val="false"/>
                 <w:bCs w:val="false"/>
                 <w:sz w:val="22"/>
@@ -387,51 +381,65 @@
               <w:widowControl w:val="false"/>
               <w:jc w:val="left"/>
               <w:rPr>
+                <w:rFonts w:ascii="Calibri" w:hAnsi="Calibri"/>
+              </w:rPr>
+            </w:pPr>
+            <w:r>
+              <w:rPr>
+                <w:rFonts w:ascii="Calibri" w:hAnsi="Calibri"/>
+                <w:b/>
+                <w:bCs/>
+                <w:sz w:val="22"/>
+                <w:szCs w:val="22"/>
+                <w:lang w:val="en-US" w:eastAsia="en-US" w:bidi="ar-SA"/>
+              </w:rPr>
+              <w:t xml:space="preserve">🔧 </w:t>
+            </w:r>
+            <w:r>
+              <w:rPr>
+                <w:rFonts w:eastAsia="" w:cs="" w:ascii="Calibri" w:hAnsi="Calibri" w:cstheme="minorBidi" w:eastAsiaTheme="minorEastAsia"/>
+                <w:b/>
+                <w:bCs/>
+                <w:color w:val="auto"/>
+                <w:kern w:val="0"/>
+                <w:sz w:val="22"/>
+                <w:szCs w:val="22"/>
+                <w:lang w:val="en-US" w:eastAsia="en-US" w:bidi="ar-SA"/>
+              </w:rPr>
+              <w:t>Frontend</w:t>
+            </w:r>
+            <w:r>
+              <w:rPr>
+                <w:rFonts w:ascii="Calibri" w:hAnsi="Calibri"/>
+                <w:b/>
+                <w:bCs/>
+                <w:sz w:val="22"/>
+                <w:szCs w:val="22"/>
+                <w:lang w:val="en-US" w:eastAsia="en-US" w:bidi="ar-SA"/>
+              </w:rPr>
+              <w:t xml:space="preserve"> Engineering</w:t>
+            </w:r>
+          </w:p>
+          <w:p>
+            <w:pPr>
+              <w:pStyle w:val="Normal"/>
+              <w:widowControl w:val="false"/>
+              <w:jc w:val="left"/>
+              <w:rPr>
+                <w:rFonts w:ascii="Calibri" w:hAnsi="Calibri"/>
                 <w:lang w:val="en-US"/>
               </w:rPr>
             </w:pPr>
             <w:r>
               <w:rPr>
-                <w:rFonts w:ascii="Poppins" w:hAnsi="Poppins"/>
-                <w:b/>
-                <w:bCs/>
-                <w:sz w:val="22"/>
-                <w:szCs w:val="22"/>
-                <w:lang w:val="en-US" w:eastAsia="en-US" w:bidi="ar-SA"/>
-              </w:rPr>
-              <w:t xml:space="preserve">🔧 </w:t>
-            </w:r>
-            <w:r>
-              <w:rPr>
-                <w:rFonts w:ascii="Poppins" w:hAnsi="Poppins"/>
-                <w:b/>
-                <w:bCs/>
-                <w:sz w:val="22"/>
-                <w:szCs w:val="22"/>
-                <w:lang w:val="en-US" w:eastAsia="en-US" w:bidi="ar-SA"/>
-              </w:rPr>
-              <w:t>Frontend Engineering</w:t>
-            </w:r>
-          </w:p>
-          <w:p>
-            <w:pPr>
-              <w:pStyle w:val="Normal"/>
-              <w:widowControl w:val="false"/>
-              <w:jc w:val="left"/>
-              <w:rPr>
-                <w:lang w:val="en-US"/>
-              </w:rPr>
-            </w:pPr>
-            <w:r>
-              <w:rPr>
-                <w:rFonts w:ascii="Poppins" w:hAnsi="Poppins"/>
+                <w:rFonts w:ascii="Calibri" w:hAnsi="Calibri"/>
                 <w:b w:val="false"/>
                 <w:bCs w:val="false"/>
                 <w:sz w:val="22"/>
                 <w:szCs w:val="22"/>
                 <w:lang w:val="en-US" w:eastAsia="en-US" w:bidi="ar-SA"/>
               </w:rPr>
-              <w:t>Built modern, responsive, and performant UIs using React.js, Next.js, TypeScript, HTML5, CSS3, SCSS, Webpack, Micro–Frontends, Figma, MUI, Tailwinds across fintech, ad-tech, and e-commerce platforms. Experienced in integrating design systems, optimizing UX, and collaborating closely with product/design teams.</w:t>
+              <w:t>Built modern, responsive, and performant UIs using React.js, Next.js, TypeScript, HTML5, CSS3, SCSS, Webpack, Micro–Full-stacks, Figma, MUI, Tailwinds across fintech, ad-tech, and e-commerce platforms. Experienced in integrating design systems, optimizing UX, and collaborating closely with product/design teams.</w:t>
             </w:r>
           </w:p>
           <w:p>
@@ -443,7 +451,7 @@
             </w:pPr>
             <w:r>
               <w:rPr>
-                <w:rFonts w:ascii="Poppins" w:hAnsi="Poppins"/>
+                <w:rFonts w:ascii="Calibri" w:hAnsi="Calibri"/>
                 <w:b w:val="false"/>
                 <w:bCs w:val="false"/>
                 <w:sz w:val="22"/>
@@ -455,7 +463,7 @@
             <w:r>
               <w:rPr>
                 <w:rStyle w:val="StrongEmphasis"/>
-                <w:rFonts w:ascii="Poppins" w:hAnsi="Poppins"/>
+                <w:rFonts w:ascii="Calibri" w:hAnsi="Calibri"/>
                 <w:sz w:val="22"/>
                 <w:szCs w:val="22"/>
                 <w:lang w:val="en-US" w:eastAsia="en-US" w:bidi="ar-SA"/>
@@ -464,7 +472,7 @@
             </w:r>
             <w:r>
               <w:rPr>
-                <w:rFonts w:ascii="Poppins" w:hAnsi="Poppins"/>
+                <w:rFonts w:ascii="Calibri" w:hAnsi="Calibri"/>
                 <w:b w:val="false"/>
                 <w:bCs w:val="false"/>
                 <w:sz w:val="22"/>
@@ -477,7 +485,7 @@
             <w:r>
               <w:rPr>
                 <w:rStyle w:val="StrongEmphasis"/>
-                <w:rFonts w:ascii="Poppins" w:hAnsi="Poppins"/>
+                <w:rFonts w:ascii="Calibri" w:hAnsi="Calibri"/>
                 <w:b w:val="false"/>
                 <w:bCs w:val="false"/>
                 <w:sz w:val="22"/>
@@ -488,7 +496,7 @@
             </w:r>
             <w:r>
               <w:rPr>
-                <w:rFonts w:ascii="Poppins" w:hAnsi="Poppins"/>
+                <w:rFonts w:ascii="Calibri" w:hAnsi="Calibri"/>
                 <w:b w:val="false"/>
                 <w:bCs w:val="false"/>
                 <w:sz w:val="22"/>
@@ -500,7 +508,7 @@
             <w:r>
               <w:rPr>
                 <w:rStyle w:val="StrongEmphasis"/>
-                <w:rFonts w:ascii="Poppins" w:hAnsi="Poppins"/>
+                <w:rFonts w:ascii="Calibri" w:hAnsi="Calibri"/>
                 <w:b w:val="false"/>
                 <w:bCs w:val="false"/>
                 <w:sz w:val="22"/>
@@ -515,11 +523,13 @@
               <w:pStyle w:val="TextBody"/>
               <w:widowControl w:val="false"/>
               <w:jc w:val="left"/>
-              <w:rPr/>
-            </w:pPr>
-            <w:r>
-              <w:rPr>
-                <w:rFonts w:ascii="Poppins" w:hAnsi="Poppins"/>
+              <w:rPr>
+                <w:rFonts w:ascii="Calibri" w:hAnsi="Calibri"/>
+              </w:rPr>
+            </w:pPr>
+            <w:r>
+              <w:rPr>
+                <w:rFonts w:ascii="Calibri" w:hAnsi="Calibri"/>
                 <w:b/>
                 <w:bCs/>
                 <w:sz w:val="22"/>
@@ -530,7 +540,7 @@
             </w:r>
             <w:r>
               <w:rPr>
-                <w:rFonts w:ascii="Poppins" w:hAnsi="Poppins"/>
+                <w:rFonts w:ascii="Calibri" w:hAnsi="Calibri"/>
                 <w:b/>
                 <w:bCs/>
                 <w:sz w:val="22"/>
@@ -546,12 +556,13 @@
               <w:widowControl w:val="false"/>
               <w:jc w:val="left"/>
               <w:rPr>
+                <w:rFonts w:ascii="Calibri" w:hAnsi="Calibri"/>
                 <w:lang w:val="en-US"/>
               </w:rPr>
             </w:pPr>
             <w:r>
               <w:rPr>
-                <w:rFonts w:ascii="Poppins" w:hAnsi="Poppins"/>
+                <w:rFonts w:ascii="Calibri" w:hAnsi="Calibri"/>
                 <w:b w:val="false"/>
                 <w:bCs w:val="false"/>
                 <w:sz w:val="22"/>
@@ -569,7 +580,7 @@
               <w:spacing w:lineRule="auto" w:line="240" w:before="0" w:after="0"/>
               <w:jc w:val="left"/>
               <w:rPr>
-                <w:rFonts w:ascii="Poppins" w:hAnsi="Poppins"/>
+                <w:rFonts w:ascii="Calibri" w:hAnsi="Calibri"/>
                 <w:b w:val="false"/>
                 <w:b w:val="false"/>
                 <w:i w:val="false"/>
@@ -585,7 +596,7 @@
             </w:pPr>
             <w:r>
               <w:rPr>
-                <w:rFonts w:ascii="Poppins" w:hAnsi="Poppins"/>
+                <w:rFonts w:ascii="Calibri" w:hAnsi="Calibri"/>
                 <w:b w:val="false"/>
                 <w:i w:val="false"/>
                 <w:caps w:val="false"/>
@@ -606,12 +617,13 @@
               <w:spacing w:lineRule="auto" w:line="240" w:before="0" w:after="0"/>
               <w:jc w:val="left"/>
               <w:rPr>
+                <w:rFonts w:ascii="Calibri" w:hAnsi="Calibri"/>
                 <w:lang w:val="en-US"/>
               </w:rPr>
             </w:pPr>
             <w:r>
               <w:rPr>
-                <w:rFonts w:ascii="Poppins" w:hAnsi="Poppins"/>
+                <w:rFonts w:ascii="Calibri" w:hAnsi="Calibri"/>
                 <w:b/>
                 <w:bCs/>
                 <w:sz w:val="24"/>
@@ -630,14 +642,14 @@
               <w:spacing w:lineRule="auto" w:line="240" w:before="0" w:after="0"/>
               <w:jc w:val="left"/>
               <w:rPr>
-                <w:sz w:val="22"/>
-                <w:szCs w:val="22"/>
-                <w:lang w:val="en-US"/>
-              </w:rPr>
-            </w:pPr>
-            <w:r>
-              <w:rPr>
-                <w:rFonts w:eastAsia="" w:cs="" w:ascii="Poppins" w:hAnsi="Poppins" w:cstheme="minorBidi" w:eastAsiaTheme="minorEastAsia"/>
+                <w:rFonts w:ascii="Calibri" w:hAnsi="Calibri"/>
+                <w:sz w:val="22"/>
+                <w:szCs w:val="22"/>
+              </w:rPr>
+            </w:pPr>
+            <w:r>
+              <w:rPr>
+                <w:rFonts w:eastAsia="" w:cs="" w:ascii="Calibri" w:hAnsi="Calibri" w:cstheme="minorBidi" w:eastAsiaTheme="minorEastAsia"/>
                 <w:b/>
                 <w:bCs/>
                 <w:color w:val="auto"/>
@@ -647,11 +659,11 @@
                 <w:u w:val="none"/>
                 <w:lang w:val="en-US" w:eastAsia="en-US" w:bidi="ar-SA"/>
               </w:rPr>
-              <w:t>Principal Full Stack Software Architect/Engineer – 06/2024 – Contract</w:t>
-            </w:r>
-            <w:r>
-              <w:rPr>
-                <w:rFonts w:ascii="Poppins" w:hAnsi="Poppins"/>
+              <w:t>Principal Software Engineer – 06/2024 – Contract</w:t>
+            </w:r>
+            <w:r>
+              <w:rPr>
+                <w:rFonts w:ascii="Calibri" w:hAnsi="Calibri"/>
                 <w:b/>
                 <w:bCs/>
                 <w:sz w:val="22"/>
@@ -670,14 +682,14 @@
               <w:spacing w:lineRule="auto" w:line="240" w:before="0" w:after="0"/>
               <w:jc w:val="left"/>
               <w:rPr>
-                <w:sz w:val="22"/>
-                <w:szCs w:val="22"/>
-                <w:lang w:val="en-US"/>
-              </w:rPr>
-            </w:pPr>
-            <w:r>
-              <w:rPr>
-                <w:rFonts w:eastAsia="" w:cs="" w:ascii="Poppins" w:hAnsi="Poppins" w:cstheme="minorBidi" w:eastAsiaTheme="minorEastAsia"/>
+                <w:rFonts w:ascii="Calibri" w:hAnsi="Calibri"/>
+                <w:sz w:val="22"/>
+                <w:szCs w:val="22"/>
+              </w:rPr>
+            </w:pPr>
+            <w:r>
+              <w:rPr>
+                <w:rFonts w:eastAsia="" w:cs="" w:ascii="Calibri" w:hAnsi="Calibri" w:cstheme="minorBidi" w:eastAsiaTheme="minorEastAsia"/>
                 <w:b/>
                 <w:bCs/>
                 <w:color w:val="auto"/>
@@ -691,7 +703,7 @@
             </w:r>
             <w:r>
               <w:rPr>
-                <w:rFonts w:ascii="Poppins" w:hAnsi="Poppins"/>
+                <w:rFonts w:ascii="Calibri" w:hAnsi="Calibri"/>
                 <w:b/>
                 <w:bCs/>
                 <w:sz w:val="22"/>
@@ -703,7 +715,7 @@
             </w:r>
             <w:r>
               <w:rPr>
-                <w:rFonts w:eastAsia="" w:cs="" w:ascii="Poppins" w:hAnsi="Poppins" w:cstheme="minorBidi" w:eastAsiaTheme="minorEastAsia"/>
+                <w:rFonts w:eastAsia="" w:cs="" w:ascii="Calibri" w:hAnsi="Calibri" w:cstheme="minorBidi" w:eastAsiaTheme="minorEastAsia"/>
                 <w:b/>
                 <w:bCs/>
                 <w:color w:val="auto"/>
@@ -728,12 +740,13 @@
               <w:spacing w:lineRule="auto" w:line="240" w:before="0" w:after="0"/>
               <w:jc w:val="left"/>
               <w:rPr>
+                <w:rFonts w:ascii="Calibri" w:hAnsi="Calibri"/>
                 <w:lang w:val="en-US"/>
               </w:rPr>
             </w:pPr>
             <w:r>
               <w:rPr>
-                <w:rFonts w:eastAsia="" w:cs="" w:ascii="Poppins" w:hAnsi="Poppins" w:cstheme="minorBidi" w:eastAsiaTheme="minorEastAsia"/>
+                <w:rFonts w:eastAsia="" w:cs="" w:ascii="Calibri" w:hAnsi="Calibri" w:cstheme="minorBidi" w:eastAsiaTheme="minorEastAsia"/>
                 <w:b w:val="false"/>
                 <w:bCs/>
                 <w:i w:val="false"/>
@@ -762,12 +775,13 @@
               <w:spacing w:lineRule="auto" w:line="240" w:before="0" w:after="0"/>
               <w:jc w:val="left"/>
               <w:rPr>
+                <w:rFonts w:ascii="Calibri" w:hAnsi="Calibri"/>
                 <w:lang w:val="en-US"/>
               </w:rPr>
             </w:pPr>
             <w:r>
               <w:rPr>
-                <w:rFonts w:eastAsia="" w:cs="" w:ascii="Poppins" w:hAnsi="Poppins" w:cstheme="minorBidi" w:eastAsiaTheme="minorEastAsia"/>
+                <w:rFonts w:eastAsia="" w:cs="" w:ascii="Calibri" w:hAnsi="Calibri" w:cstheme="minorBidi" w:eastAsiaTheme="minorEastAsia"/>
                 <w:b w:val="false"/>
                 <w:bCs/>
                 <w:i w:val="false"/>
@@ -796,12 +810,13 @@
               <w:spacing w:lineRule="auto" w:line="240" w:before="0" w:after="0"/>
               <w:jc w:val="left"/>
               <w:rPr>
+                <w:rFonts w:ascii="Calibri" w:hAnsi="Calibri"/>
                 <w:lang w:val="en-US"/>
               </w:rPr>
             </w:pPr>
             <w:r>
               <w:rPr>
-                <w:rFonts w:eastAsia="" w:cs="" w:ascii="Poppins" w:hAnsi="Poppins" w:cstheme="minorBidi" w:eastAsiaTheme="minorEastAsia"/>
+                <w:rFonts w:eastAsia="" w:cs="" w:ascii="Calibri" w:hAnsi="Calibri" w:cstheme="minorBidi" w:eastAsiaTheme="minorEastAsia"/>
                 <w:b w:val="false"/>
                 <w:bCs/>
                 <w:i w:val="false"/>
@@ -830,12 +845,13 @@
               <w:spacing w:lineRule="auto" w:line="240" w:before="0" w:after="0"/>
               <w:jc w:val="left"/>
               <w:rPr>
+                <w:rFonts w:ascii="Calibri" w:hAnsi="Calibri"/>
                 <w:lang w:val="en-US"/>
               </w:rPr>
             </w:pPr>
             <w:r>
               <w:rPr>
-                <w:rFonts w:eastAsia="" w:cs="" w:ascii="Poppins" w:hAnsi="Poppins" w:cstheme="minorBidi" w:eastAsiaTheme="minorEastAsia"/>
+                <w:rFonts w:eastAsia="" w:cs="" w:ascii="Calibri" w:hAnsi="Calibri" w:cstheme="minorBidi" w:eastAsiaTheme="minorEastAsia"/>
                 <w:b w:val="false"/>
                 <w:bCs/>
                 <w:i w:val="false"/>
@@ -864,12 +880,13 @@
               <w:spacing w:lineRule="auto" w:line="240" w:before="0" w:after="0"/>
               <w:jc w:val="left"/>
               <w:rPr>
+                <w:rFonts w:ascii="Calibri" w:hAnsi="Calibri"/>
                 <w:lang w:val="en-US"/>
               </w:rPr>
             </w:pPr>
             <w:r>
               <w:rPr>
-                <w:rFonts w:eastAsia="" w:cs="" w:ascii="Poppins" w:hAnsi="Poppins" w:cstheme="minorBidi" w:eastAsiaTheme="minorEastAsia"/>
+                <w:rFonts w:eastAsia="" w:cs="" w:ascii="Calibri" w:hAnsi="Calibri" w:cstheme="minorBidi" w:eastAsiaTheme="minorEastAsia"/>
                 <w:b w:val="false"/>
                 <w:bCs/>
                 <w:i w:val="false"/>
@@ -899,11 +916,13 @@
               <w:ind w:left="720" w:hanging="0"/>
               <w:jc w:val="left"/>
               <w:rPr>
+                <w:rFonts w:ascii="Calibri" w:hAnsi="Calibri"/>
                 <w:lang w:val="en-US"/>
               </w:rPr>
             </w:pPr>
             <w:r>
               <w:rPr>
+                <w:rFonts w:ascii="Calibri" w:hAnsi="Calibri"/>
                 <w:lang w:val="en-US"/>
               </w:rPr>
             </w:r>
@@ -916,14 +935,14 @@
               <w:spacing w:lineRule="auto" w:line="240" w:before="0" w:after="0"/>
               <w:jc w:val="left"/>
               <w:rPr>
-                <w:sz w:val="22"/>
-                <w:szCs w:val="22"/>
-                <w:lang w:val="en-US"/>
-              </w:rPr>
-            </w:pPr>
-            <w:r>
-              <w:rPr>
-                <w:rFonts w:eastAsia="" w:cs="" w:ascii="Poppins" w:hAnsi="Poppins" w:cstheme="minorBidi" w:eastAsiaTheme="minorEastAsia"/>
+                <w:rFonts w:ascii="Calibri" w:hAnsi="Calibri"/>
+                <w:sz w:val="22"/>
+                <w:szCs w:val="22"/>
+              </w:rPr>
+            </w:pPr>
+            <w:r>
+              <w:rPr>
+                <w:rFonts w:eastAsia="" w:cs="" w:ascii="Calibri" w:hAnsi="Calibri" w:cstheme="minorBidi" w:eastAsiaTheme="minorEastAsia"/>
                 <w:b/>
                 <w:bCs/>
                 <w:color w:val="auto"/>
@@ -933,11 +952,11 @@
                 <w:u w:val="none"/>
                 <w:lang w:val="en-US" w:eastAsia="en-US" w:bidi="ar-SA"/>
               </w:rPr>
-              <w:t>Senior Full Stack Engineer</w:t>
-            </w:r>
-            <w:r>
-              <w:rPr>
-                <w:rFonts w:ascii="Poppins" w:hAnsi="Poppins"/>
+              <w:t>Senior Software Engineer</w:t>
+            </w:r>
+            <w:r>
+              <w:rPr>
+                <w:rFonts w:ascii="Calibri" w:hAnsi="Calibri"/>
                 <w:b/>
                 <w:bCs/>
                 <w:sz w:val="22"/>
@@ -949,7 +968,7 @@
             </w:r>
             <w:r>
               <w:rPr>
-                <w:rFonts w:eastAsia="" w:cs="" w:ascii="Poppins" w:hAnsi="Poppins" w:cstheme="minorBidi" w:eastAsiaTheme="minorEastAsia"/>
+                <w:rFonts w:eastAsia="" w:cs="" w:ascii="Calibri" w:hAnsi="Calibri" w:cstheme="minorBidi" w:eastAsiaTheme="minorEastAsia"/>
                 <w:b/>
                 <w:bCs/>
                 <w:color w:val="auto"/>
@@ -959,11 +978,11 @@
                 <w:u w:val="none"/>
                 <w:lang w:val="en-US" w:eastAsia="en-US" w:bidi="ar-SA"/>
               </w:rPr>
-              <w:t>Frontend –</w:t>
-            </w:r>
-            <w:r>
-              <w:rPr>
-                <w:rFonts w:ascii="Poppins" w:hAnsi="Poppins"/>
+              <w:t>Full-stack –</w:t>
+            </w:r>
+            <w:r>
+              <w:rPr>
+                <w:rFonts w:ascii="Calibri" w:hAnsi="Calibri"/>
                 <w:b/>
                 <w:bCs/>
                 <w:sz w:val="22"/>
@@ -975,7 +994,7 @@
             </w:r>
             <w:r>
               <w:rPr>
-                <w:rFonts w:eastAsia="" w:cs="" w:ascii="Poppins" w:hAnsi="Poppins" w:cstheme="minorBidi" w:eastAsiaTheme="minorEastAsia"/>
+                <w:rFonts w:eastAsia="" w:cs="" w:ascii="Calibri" w:hAnsi="Calibri" w:cstheme="minorBidi" w:eastAsiaTheme="minorEastAsia"/>
                 <w:b/>
                 <w:bCs/>
                 <w:color w:val="auto"/>
@@ -996,6 +1015,7 @@
               <w:spacing w:lineRule="auto" w:line="240" w:before="0" w:after="0"/>
               <w:jc w:val="left"/>
               <w:rPr>
+                <w:rFonts w:ascii="Calibri" w:hAnsi="Calibri"/>
                 <w:sz w:val="22"/>
                 <w:szCs w:val="22"/>
                 <w:lang w:val="en-US"/>
@@ -1003,7 +1023,7 @@
             </w:pPr>
             <w:r>
               <w:rPr>
-                <w:rFonts w:ascii="Poppins" w:hAnsi="Poppins"/>
+                <w:rFonts w:ascii="Calibri" w:hAnsi="Calibri"/>
                 <w:b/>
                 <w:bCs/>
                 <w:sz w:val="22"/>
@@ -1025,12 +1045,13 @@
               <w:spacing w:lineRule="auto" w:line="240" w:before="0" w:after="0"/>
               <w:jc w:val="left"/>
               <w:rPr>
+                <w:rFonts w:ascii="Calibri" w:hAnsi="Calibri"/>
                 <w:lang w:val="en-US"/>
               </w:rPr>
             </w:pPr>
             <w:r>
               <w:rPr>
-                <w:rFonts w:ascii="Poppins" w:hAnsi="Poppins"/>
+                <w:rFonts w:ascii="Calibri" w:hAnsi="Calibri"/>
                 <w:b w:val="false"/>
                 <w:bCs w:val="false"/>
                 <w:sz w:val="22"/>
@@ -1052,12 +1073,13 @@
               <w:spacing w:lineRule="auto" w:line="240" w:before="0" w:after="0"/>
               <w:jc w:val="left"/>
               <w:rPr>
+                <w:rFonts w:ascii="Calibri" w:hAnsi="Calibri"/>
                 <w:lang w:val="en-US"/>
               </w:rPr>
             </w:pPr>
             <w:r>
               <w:rPr>
-                <w:rFonts w:ascii="Poppins" w:hAnsi="Poppins"/>
+                <w:rFonts w:ascii="Calibri" w:hAnsi="Calibri"/>
                 <w:b w:val="false"/>
                 <w:bCs w:val="false"/>
                 <w:sz w:val="22"/>
@@ -1079,19 +1101,20 @@
               <w:spacing w:lineRule="auto" w:line="240" w:before="0" w:after="0"/>
               <w:jc w:val="left"/>
               <w:rPr>
+                <w:rFonts w:ascii="Calibri" w:hAnsi="Calibri"/>
                 <w:lang w:val="en-US"/>
               </w:rPr>
             </w:pPr>
             <w:r>
               <w:rPr>
-                <w:rFonts w:ascii="Poppins" w:hAnsi="Poppins"/>
+                <w:rFonts w:ascii="Calibri" w:hAnsi="Calibri"/>
                 <w:b w:val="false"/>
                 <w:bCs w:val="false"/>
                 <w:sz w:val="22"/>
                 <w:szCs w:val="22"/>
                 <w:lang w:val="en-US" w:eastAsia="en-US" w:bidi="ar-SA"/>
               </w:rPr>
-              <w:t>Developed performant frontends using React.js, Micro Frontends, SCSS, MUI, and Storybook.</w:t>
+              <w:t>Developed performant Full-stacks using React.js, Micro Full-stacks, SCSS, MUI, and Storybook.</w:t>
             </w:r>
           </w:p>
           <w:p>
@@ -1106,12 +1129,13 @@
               <w:spacing w:lineRule="auto" w:line="240" w:before="0" w:after="0"/>
               <w:jc w:val="left"/>
               <w:rPr>
+                <w:rFonts w:ascii="Calibri" w:hAnsi="Calibri"/>
                 <w:lang w:val="en-US"/>
               </w:rPr>
             </w:pPr>
             <w:r>
               <w:rPr>
-                <w:rFonts w:ascii="Poppins" w:hAnsi="Poppins"/>
+                <w:rFonts w:ascii="Calibri" w:hAnsi="Calibri"/>
                 <w:b w:val="false"/>
                 <w:bCs w:val="false"/>
                 <w:sz w:val="22"/>
@@ -1129,12 +1153,13 @@
               <w:spacing w:lineRule="auto" w:line="240" w:before="0" w:after="0"/>
               <w:jc w:val="left"/>
               <w:rPr>
+                <w:rFonts w:ascii="Calibri" w:hAnsi="Calibri"/>
                 <w:lang w:val="en-US"/>
               </w:rPr>
             </w:pPr>
             <w:r>
               <w:rPr>
-                <w:rFonts w:ascii="Poppins" w:hAnsi="Poppins"/>
+                <w:rFonts w:ascii="Calibri" w:hAnsi="Calibri"/>
                 <w:b/>
                 <w:bCs/>
                 <w:i w:val="false"/>
@@ -1158,14 +1183,14 @@
               <w:spacing w:lineRule="auto" w:line="240" w:before="0" w:after="0"/>
               <w:jc w:val="left"/>
               <w:rPr>
-                <w:sz w:val="22"/>
-                <w:szCs w:val="22"/>
-                <w:lang w:val="en-US"/>
-              </w:rPr>
-            </w:pPr>
-            <w:r>
-              <w:rPr>
-                <w:rFonts w:eastAsia="" w:cs="" w:ascii="Poppins" w:hAnsi="Poppins" w:cstheme="minorBidi" w:eastAsiaTheme="minorEastAsia"/>
+                <w:rFonts w:ascii="Calibri" w:hAnsi="Calibri"/>
+                <w:sz w:val="22"/>
+                <w:szCs w:val="22"/>
+              </w:rPr>
+            </w:pPr>
+            <w:r>
+              <w:rPr>
+                <w:rFonts w:eastAsia="" w:cs="" w:ascii="Calibri" w:hAnsi="Calibri" w:cstheme="minorBidi" w:eastAsiaTheme="minorEastAsia"/>
                 <w:b/>
                 <w:bCs/>
                 <w:color w:val="auto"/>
@@ -1174,11 +1199,11 @@
                 <w:szCs w:val="22"/>
                 <w:lang w:val="en-US" w:eastAsia="en-US" w:bidi="ar-SA"/>
               </w:rPr>
-              <w:t xml:space="preserve">Lead Full Stack Engineer </w:t>
-            </w:r>
-            <w:r>
-              <w:rPr>
-                <w:rFonts w:eastAsia="" w:cs="" w:ascii="Poppins" w:hAnsi="Poppins" w:cstheme="minorBidi" w:eastAsiaTheme="minorEastAsia"/>
+              <w:t xml:space="preserve">Lead Software Engineer </w:t>
+            </w:r>
+            <w:r>
+              <w:rPr>
+                <w:rFonts w:eastAsia="" w:cs="" w:ascii="Calibri" w:hAnsi="Calibri" w:cstheme="minorBidi" w:eastAsiaTheme="minorEastAsia"/>
                 <w:b/>
                 <w:bCs/>
                 <w:color w:val="auto"/>
@@ -1188,11 +1213,11 @@
                 <w:u w:val="none"/>
                 <w:lang w:val="en-US" w:eastAsia="en-US" w:bidi="ar-SA"/>
               </w:rPr>
-              <w:t xml:space="preserve">– Frontend – </w:t>
-            </w:r>
-            <w:r>
-              <w:rPr>
-                <w:rFonts w:eastAsia="" w:cs="" w:ascii="Poppins" w:hAnsi="Poppins" w:cstheme="minorBidi" w:eastAsiaTheme="minorEastAsia"/>
+              <w:t xml:space="preserve">– Full-stack – </w:t>
+            </w:r>
+            <w:r>
+              <w:rPr>
+                <w:rFonts w:eastAsia="" w:cs="" w:ascii="Calibri" w:hAnsi="Calibri" w:cstheme="minorBidi" w:eastAsiaTheme="minorEastAsia"/>
                 <w:b/>
                 <w:bCs/>
                 <w:color w:val="auto"/>
@@ -1212,14 +1237,14 @@
               <w:spacing w:lineRule="auto" w:line="240" w:before="0" w:after="0"/>
               <w:jc w:val="left"/>
               <w:rPr>
-                <w:sz w:val="22"/>
-                <w:szCs w:val="22"/>
-                <w:lang w:val="en-US"/>
-              </w:rPr>
-            </w:pPr>
-            <w:r>
-              <w:rPr>
-                <w:rFonts w:ascii="Poppins" w:hAnsi="Poppins"/>
+                <w:rFonts w:ascii="Calibri" w:hAnsi="Calibri"/>
+                <w:sz w:val="22"/>
+                <w:szCs w:val="22"/>
+              </w:rPr>
+            </w:pPr>
+            <w:r>
+              <w:rPr>
+                <w:rFonts w:ascii="Calibri" w:hAnsi="Calibri"/>
                 <w:b/>
                 <w:bCs/>
                 <w:sz w:val="22"/>
@@ -1230,7 +1255,7 @@
             </w:r>
             <w:r>
               <w:rPr>
-                <w:rFonts w:eastAsia="" w:cs="" w:ascii="Poppins" w:hAnsi="Poppins" w:cstheme="minorBidi" w:eastAsiaTheme="minorEastAsia"/>
+                <w:rFonts w:eastAsia="" w:cs="" w:ascii="Calibri" w:hAnsi="Calibri" w:cstheme="minorBidi" w:eastAsiaTheme="minorEastAsia"/>
                 <w:b/>
                 <w:bCs/>
                 <w:color w:val="auto"/>
@@ -1243,7 +1268,7 @@
             </w:r>
             <w:r>
               <w:rPr>
-                <w:rFonts w:ascii="Poppins" w:hAnsi="Poppins"/>
+                <w:rFonts w:ascii="Calibri" w:hAnsi="Calibri"/>
                 <w:b/>
                 <w:bCs/>
                 <w:sz w:val="22"/>
@@ -1265,12 +1290,13 @@
               <w:spacing w:lineRule="auto" w:line="240" w:before="0" w:after="0"/>
               <w:jc w:val="left"/>
               <w:rPr>
+                <w:rFonts w:ascii="Calibri" w:hAnsi="Calibri"/>
                 <w:lang w:val="en-US"/>
               </w:rPr>
             </w:pPr>
             <w:r>
               <w:rPr>
-                <w:rFonts w:ascii="Poppins" w:hAnsi="Poppins"/>
+                <w:rFonts w:ascii="Calibri" w:hAnsi="Calibri"/>
                 <w:b w:val="false"/>
                 <w:bCs w:val="false"/>
                 <w:i w:val="false"/>
@@ -1281,7 +1307,7 @@
                 <w:szCs w:val="22"/>
                 <w:lang w:val="en-US" w:eastAsia="en-US" w:bidi="ar-SA"/>
               </w:rPr>
-              <w:t>Led architecture and development of scalable features across the stack, including frontend visualization tools and backend integrations.</w:t>
+              <w:t>Led architecture and development of scalable features across the stack, including Full-stack visualization tools and backend integrations.</w:t>
             </w:r>
           </w:p>
           <w:p>
@@ -1296,12 +1322,13 @@
               <w:spacing w:lineRule="auto" w:line="240" w:before="0" w:after="0"/>
               <w:jc w:val="left"/>
               <w:rPr>
+                <w:rFonts w:ascii="Calibri" w:hAnsi="Calibri"/>
                 <w:lang w:val="en-US"/>
               </w:rPr>
             </w:pPr>
             <w:r>
               <w:rPr>
-                <w:rFonts w:ascii="Poppins" w:hAnsi="Poppins"/>
+                <w:rFonts w:ascii="Calibri" w:hAnsi="Calibri"/>
                 <w:b w:val="false"/>
                 <w:bCs w:val="false"/>
                 <w:i w:val="false"/>
@@ -1327,12 +1354,13 @@
               <w:spacing w:lineRule="auto" w:line="240" w:before="0" w:after="0"/>
               <w:jc w:val="left"/>
               <w:rPr>
+                <w:rFonts w:ascii="Calibri" w:hAnsi="Calibri"/>
                 <w:lang w:val="en-US"/>
               </w:rPr>
             </w:pPr>
             <w:r>
               <w:rPr>
-                <w:rFonts w:ascii="Poppins" w:hAnsi="Poppins"/>
+                <w:rFonts w:ascii="Calibri" w:hAnsi="Calibri"/>
                 <w:b w:val="false"/>
                 <w:bCs w:val="false"/>
                 <w:i w:val="false"/>
@@ -1354,7 +1382,7 @@
               <w:spacing w:lineRule="auto" w:line="240" w:before="0" w:after="0"/>
               <w:jc w:val="left"/>
               <w:rPr>
-                <w:rFonts w:ascii="Poppins" w:hAnsi="Poppins"/>
+                <w:rFonts w:ascii="Calibri" w:hAnsi="Calibri"/>
                 <w:b w:val="false"/>
                 <w:b w:val="false"/>
                 <w:bCs w:val="false"/>
@@ -1370,7 +1398,7 @@
             </w:pPr>
             <w:r>
               <w:rPr>
-                <w:rFonts w:ascii="Poppins" w:hAnsi="Poppins"/>
+                <w:rFonts w:ascii="Calibri" w:hAnsi="Calibri"/>
                 <w:b w:val="false"/>
                 <w:bCs w:val="false"/>
                 <w:i w:val="false"/>
@@ -1391,14 +1419,14 @@
               <w:spacing w:lineRule="auto" w:line="240" w:before="0" w:after="0"/>
               <w:jc w:val="left"/>
               <w:rPr>
-                <w:sz w:val="22"/>
-                <w:szCs w:val="22"/>
-                <w:lang w:val="en-US"/>
-              </w:rPr>
-            </w:pPr>
-            <w:r>
-              <w:rPr>
-                <w:rFonts w:eastAsia="" w:cs="" w:ascii="Poppins" w:hAnsi="Poppins" w:cstheme="minorBidi" w:eastAsiaTheme="minorEastAsia"/>
+                <w:rFonts w:ascii="Calibri" w:hAnsi="Calibri"/>
+                <w:sz w:val="22"/>
+                <w:szCs w:val="22"/>
+              </w:rPr>
+            </w:pPr>
+            <w:r>
+              <w:rPr>
+                <w:rFonts w:eastAsia="" w:cs="" w:ascii="Calibri" w:hAnsi="Calibri" w:cstheme="minorBidi" w:eastAsiaTheme="minorEastAsia"/>
                 <w:b/>
                 <w:bCs/>
                 <w:color w:val="auto"/>
@@ -1407,11 +1435,11 @@
                 <w:szCs w:val="22"/>
                 <w:lang w:val="en-US" w:eastAsia="en-US" w:bidi="ar-SA"/>
               </w:rPr>
-              <w:t xml:space="preserve">Lead Full Stack Developer </w:t>
-            </w:r>
-            <w:r>
-              <w:rPr>
-                <w:rFonts w:eastAsia="" w:cs="" w:ascii="Poppins" w:hAnsi="Poppins" w:cstheme="minorBidi" w:eastAsiaTheme="minorEastAsia"/>
+              <w:t xml:space="preserve">Lead Software Engineer </w:t>
+            </w:r>
+            <w:r>
+              <w:rPr>
+                <w:rFonts w:eastAsia="" w:cs="" w:ascii="Calibri" w:hAnsi="Calibri" w:cstheme="minorBidi" w:eastAsiaTheme="minorEastAsia"/>
                 <w:b/>
                 <w:bCs/>
                 <w:color w:val="auto"/>
@@ -1421,11 +1449,11 @@
                 <w:u w:val="none"/>
                 <w:lang w:val="en-US" w:eastAsia="en-US" w:bidi="ar-SA"/>
               </w:rPr>
-              <w:t xml:space="preserve">– Frontend – </w:t>
-            </w:r>
-            <w:r>
-              <w:rPr>
-                <w:rFonts w:eastAsia="" w:cs="" w:ascii="Poppins" w:hAnsi="Poppins" w:cstheme="minorBidi" w:eastAsiaTheme="minorEastAsia"/>
+              <w:t xml:space="preserve">– Full-stack – </w:t>
+            </w:r>
+            <w:r>
+              <w:rPr>
+                <w:rFonts w:eastAsia="" w:cs="" w:ascii="Calibri" w:hAnsi="Calibri" w:cstheme="minorBidi" w:eastAsiaTheme="minorEastAsia"/>
                 <w:b/>
                 <w:bCs/>
                 <w:color w:val="auto"/>
@@ -1445,6 +1473,7 @@
               <w:spacing w:lineRule="auto" w:line="240" w:before="0" w:after="0"/>
               <w:jc w:val="left"/>
               <w:rPr>
+                <w:rFonts w:ascii="Calibri" w:hAnsi="Calibri"/>
                 <w:sz w:val="22"/>
                 <w:szCs w:val="22"/>
                 <w:lang w:val="en-US"/>
@@ -1452,7 +1481,7 @@
             </w:pPr>
             <w:r>
               <w:rPr>
-                <w:rFonts w:eastAsia="" w:cs="" w:ascii="Poppins" w:hAnsi="Poppins" w:cstheme="minorBidi" w:eastAsiaTheme="minorEastAsia"/>
+                <w:rFonts w:eastAsia="" w:cs="" w:ascii="Calibri" w:hAnsi="Calibri" w:cstheme="minorBidi" w:eastAsiaTheme="minorEastAsia"/>
                 <w:b/>
                 <w:bCs/>
                 <w:color w:val="auto"/>
@@ -1476,12 +1505,13 @@
               <w:spacing w:lineRule="auto" w:line="240" w:before="0" w:after="0"/>
               <w:jc w:val="left"/>
               <w:rPr>
+                <w:rFonts w:ascii="Calibri" w:hAnsi="Calibri"/>
                 <w:lang w:val="en-US"/>
               </w:rPr>
             </w:pPr>
             <w:r>
               <w:rPr>
-                <w:rFonts w:ascii="Poppins" w:hAnsi="Poppins"/>
+                <w:rFonts w:ascii="Calibri" w:hAnsi="Calibri"/>
                 <w:sz w:val="22"/>
                 <w:szCs w:val="22"/>
                 <w:lang w:val="en-US" w:eastAsia="en-US" w:bidi="ar-SA"/>
@@ -1501,12 +1531,13 @@
               <w:spacing w:lineRule="auto" w:line="240" w:before="0" w:after="0"/>
               <w:jc w:val="left"/>
               <w:rPr>
+                <w:rFonts w:ascii="Calibri" w:hAnsi="Calibri"/>
                 <w:lang w:val="en-US"/>
               </w:rPr>
             </w:pPr>
             <w:r>
               <w:rPr>
-                <w:rFonts w:ascii="Poppins" w:hAnsi="Poppins"/>
+                <w:rFonts w:ascii="Calibri" w:hAnsi="Calibri"/>
                 <w:sz w:val="22"/>
                 <w:szCs w:val="22"/>
                 <w:lang w:val="en-US" w:eastAsia="en-US" w:bidi="ar-SA"/>
@@ -1515,7 +1546,7 @@
             </w:r>
             <w:r>
               <w:rPr>
-                <w:rFonts w:ascii="Poppins" w:hAnsi="Poppins"/>
+                <w:rFonts w:ascii="Calibri" w:hAnsi="Calibri"/>
                 <w:sz w:val="22"/>
                 <w:szCs w:val="22"/>
                 <w:lang w:val="en-US" w:eastAsia="en-US" w:bidi="ar-SA"/>
@@ -1535,12 +1566,13 @@
               <w:spacing w:lineRule="auto" w:line="240" w:before="0" w:after="0"/>
               <w:jc w:val="left"/>
               <w:rPr>
+                <w:rFonts w:ascii="Calibri" w:hAnsi="Calibri"/>
                 <w:lang w:val="en-US"/>
               </w:rPr>
             </w:pPr>
             <w:r>
               <w:rPr>
-                <w:rFonts w:ascii="Poppins" w:hAnsi="Poppins"/>
+                <w:rFonts w:ascii="Calibri" w:hAnsi="Calibri"/>
                 <w:sz w:val="22"/>
                 <w:szCs w:val="22"/>
                 <w:lang w:val="en-US" w:eastAsia="en-US" w:bidi="ar-SA"/>
@@ -1556,7 +1588,7 @@
               <w:spacing w:lineRule="auto" w:line="240" w:before="0" w:after="0"/>
               <w:jc w:val="left"/>
               <w:rPr>
-                <w:rFonts w:eastAsia="" w:cs="" w:cstheme="minorBidi" w:eastAsiaTheme="minorEastAsia"/>
+                <w:rFonts w:ascii="Calibri" w:hAnsi="Calibri" w:eastAsia="" w:cs="" w:cstheme="minorBidi" w:eastAsiaTheme="minorEastAsia"/>
                 <w:color w:val="auto"/>
                 <w:kern w:val="0"/>
                 <w:lang w:val="en-US"/>
@@ -1564,7 +1596,7 @@
             </w:pPr>
             <w:r>
               <w:rPr>
-                <w:rFonts w:eastAsia="" w:cs="" w:cstheme="minorBidi" w:eastAsiaTheme="minorEastAsia"/>
+                <w:rFonts w:eastAsia="" w:cs="" w:cstheme="minorBidi" w:eastAsiaTheme="minorEastAsia" w:ascii="Calibri" w:hAnsi="Calibri"/>
                 <w:color w:val="auto"/>
                 <w:kern w:val="0"/>
                 <w:lang w:val="en-US"/>
@@ -1579,14 +1611,14 @@
               <w:spacing w:lineRule="auto" w:line="240" w:before="0" w:after="0"/>
               <w:jc w:val="left"/>
               <w:rPr>
-                <w:sz w:val="22"/>
-                <w:szCs w:val="22"/>
-                <w:lang w:val="en-US"/>
-              </w:rPr>
-            </w:pPr>
-            <w:r>
-              <w:rPr>
-                <w:rFonts w:eastAsia="" w:cs="" w:ascii="Poppins" w:hAnsi="Poppins" w:cstheme="minorBidi" w:eastAsiaTheme="minorEastAsia"/>
+                <w:rFonts w:ascii="Calibri" w:hAnsi="Calibri"/>
+                <w:sz w:val="22"/>
+                <w:szCs w:val="22"/>
+              </w:rPr>
+            </w:pPr>
+            <w:r>
+              <w:rPr>
+                <w:rFonts w:eastAsia="" w:cs="" w:ascii="Calibri" w:hAnsi="Calibri" w:cstheme="minorBidi" w:eastAsiaTheme="minorEastAsia"/>
                 <w:b/>
                 <w:bCs/>
                 <w:color w:val="auto"/>
@@ -1599,7 +1631,7 @@
             </w:r>
             <w:r>
               <w:rPr>
-                <w:rFonts w:eastAsia="" w:cs="" w:ascii="Poppins" w:hAnsi="Poppins" w:cstheme="minorBidi" w:eastAsiaTheme="minorEastAsia"/>
+                <w:rFonts w:eastAsia="" w:cs="" w:ascii="Calibri" w:hAnsi="Calibri" w:cstheme="minorBidi" w:eastAsiaTheme="minorEastAsia"/>
                 <w:b/>
                 <w:bCs/>
                 <w:color w:val="auto"/>
@@ -1613,7 +1645,7 @@
             </w:r>
             <w:r>
               <w:rPr>
-                <w:rFonts w:eastAsia="" w:cs="" w:ascii="Poppins" w:hAnsi="Poppins" w:cstheme="minorBidi" w:eastAsiaTheme="minorEastAsia"/>
+                <w:rFonts w:eastAsia="" w:cs="" w:ascii="Calibri" w:hAnsi="Calibri" w:cstheme="minorBidi" w:eastAsiaTheme="minorEastAsia"/>
                 <w:b/>
                 <w:bCs/>
                 <w:color w:val="auto"/>
@@ -1633,6 +1665,7 @@
               <w:spacing w:lineRule="auto" w:line="240" w:before="0" w:after="0"/>
               <w:jc w:val="left"/>
               <w:rPr>
+                <w:rFonts w:ascii="Calibri" w:hAnsi="Calibri"/>
                 <w:sz w:val="22"/>
                 <w:szCs w:val="22"/>
                 <w:lang w:val="en-US"/>
@@ -1640,7 +1673,7 @@
             </w:pPr>
             <w:r>
               <w:rPr>
-                <w:rFonts w:eastAsia="" w:cs="" w:ascii="Poppins" w:hAnsi="Poppins" w:cstheme="minorBidi" w:eastAsiaTheme="minorEastAsia"/>
+                <w:rFonts w:eastAsia="" w:cs="" w:ascii="Calibri" w:hAnsi="Calibri" w:cstheme="minorBidi" w:eastAsiaTheme="minorEastAsia"/>
                 <w:b/>
                 <w:bCs/>
                 <w:color w:val="auto"/>
@@ -1660,6 +1693,7 @@
               <w:spacing w:lineRule="auto" w:line="240" w:before="0" w:after="0"/>
               <w:jc w:val="left"/>
               <w:rPr>
+                <w:rFonts w:ascii="Calibri" w:hAnsi="Calibri"/>
                 <w:b w:val="false"/>
                 <w:b w:val="false"/>
                 <w:bCs w:val="false"/>
@@ -1667,7 +1701,7 @@
             </w:pPr>
             <w:r>
               <w:rPr>
-                <w:rFonts w:eastAsia="" w:cs="" w:ascii="Poppins" w:hAnsi="Poppins" w:cstheme="minorBidi" w:eastAsiaTheme="minorEastAsia"/>
+                <w:rFonts w:eastAsia="" w:cs="" w:ascii="Calibri" w:hAnsi="Calibri" w:cstheme="minorBidi" w:eastAsiaTheme="minorEastAsia"/>
                 <w:b w:val="false"/>
                 <w:bCs w:val="false"/>
                 <w:color w:val="auto"/>
@@ -1687,6 +1721,7 @@
               <w:spacing w:lineRule="auto" w:line="240" w:before="0" w:after="0"/>
               <w:jc w:val="left"/>
               <w:rPr>
+                <w:rFonts w:ascii="Calibri" w:hAnsi="Calibri"/>
                 <w:sz w:val="22"/>
                 <w:szCs w:val="22"/>
                 <w:lang w:val="en-US"/>
@@ -1694,6 +1729,7 @@
             </w:pPr>
             <w:r>
               <w:rPr>
+                <w:rFonts w:ascii="Calibri" w:hAnsi="Calibri"/>
                 <w:sz w:val="22"/>
                 <w:szCs w:val="22"/>
                 <w:lang w:val="en-US"/>
@@ -1712,7 +1748,7 @@
             <w:r>
               <w:rPr>
                 <w:rStyle w:val="StrongEmphasis"/>
-                <w:rFonts w:ascii="Poppins" w:hAnsi="Poppins"/>
+                <w:rFonts w:ascii="Calibri" w:hAnsi="Calibri"/>
                 <w:sz w:val="22"/>
                 <w:szCs w:val="22"/>
                 <w:lang w:val="en-US" w:eastAsia="en-US" w:bidi="ar-SA"/>
@@ -1721,7 +1757,7 @@
             </w:r>
             <w:r>
               <w:rPr>
-                <w:rFonts w:ascii="Poppins" w:hAnsi="Poppins"/>
+                <w:rFonts w:ascii="Calibri" w:hAnsi="Calibri"/>
                 <w:b/>
                 <w:sz w:val="22"/>
                 <w:szCs w:val="22"/>
@@ -1731,7 +1767,7 @@
             </w:r>
             <w:r>
               <w:rPr>
-                <w:rFonts w:ascii="Poppins" w:hAnsi="Poppins"/>
+                <w:rFonts w:ascii="Calibri" w:hAnsi="Calibri"/>
                 <w:b/>
                 <w:sz w:val="24"/>
                 <w:szCs w:val="24"/>
@@ -1741,7 +1777,7 @@
             </w:r>
             <w:r>
               <w:rPr>
-                <w:rFonts w:ascii="Poppins" w:hAnsi="Poppins"/>
+                <w:rFonts w:ascii="Calibri" w:hAnsi="Calibri"/>
                 <w:b w:val="false"/>
                 <w:bCs w:val="false"/>
                 <w:sz w:val="22"/>
@@ -1759,7 +1795,7 @@
               <w:spacing w:lineRule="auto" w:line="240" w:before="0" w:after="0"/>
               <w:jc w:val="left"/>
               <w:rPr>
-                <w:rFonts w:ascii="Poppins" w:hAnsi="Poppins"/>
+                <w:rFonts w:ascii="Calibri" w:hAnsi="Calibri"/>
                 <w:b/>
                 <w:b/>
                 <w:sz w:val="24"/>
@@ -1769,7 +1805,7 @@
             </w:pPr>
             <w:r>
               <w:rPr>
-                <w:rFonts w:ascii="Poppins" w:hAnsi="Poppins"/>
+                <w:rFonts w:ascii="Calibri" w:hAnsi="Calibri"/>
                 <w:b/>
                 <w:sz w:val="24"/>
                 <w:szCs w:val="24"/>
@@ -1785,14 +1821,14 @@
               <w:spacing w:lineRule="auto" w:line="240" w:before="0" w:after="0"/>
               <w:jc w:val="left"/>
               <w:rPr>
-                <w:sz w:val="22"/>
-                <w:szCs w:val="22"/>
-                <w:lang w:val="en-US"/>
-              </w:rPr>
-            </w:pPr>
-            <w:r>
-              <w:rPr>
-                <w:rFonts w:ascii="Poppins" w:hAnsi="Poppins"/>
+                <w:rFonts w:ascii="Calibri" w:hAnsi="Calibri"/>
+                <w:sz w:val="22"/>
+                <w:szCs w:val="22"/>
+              </w:rPr>
+            </w:pPr>
+            <w:r>
+              <w:rPr>
+                <w:rFonts w:ascii="Calibri" w:hAnsi="Calibri"/>
                 <w:b/>
                 <w:bCs/>
                 <w:sz w:val="22"/>
@@ -1803,7 +1839,7 @@
             </w:r>
             <w:r>
               <w:rPr>
-                <w:rFonts w:eastAsia="" w:cs="" w:ascii="Poppins" w:hAnsi="Poppins" w:cstheme="minorBidi" w:eastAsiaTheme="minorEastAsia"/>
+                <w:rFonts w:eastAsia="" w:cs="" w:ascii="Calibri" w:hAnsi="Calibri" w:cstheme="minorBidi" w:eastAsiaTheme="minorEastAsia"/>
                 <w:b/>
                 <w:bCs/>
                 <w:color w:val="auto"/>
@@ -1816,7 +1852,7 @@
             </w:r>
             <w:r>
               <w:rPr>
-                <w:rFonts w:ascii="Poppins" w:hAnsi="Poppins"/>
+                <w:rFonts w:ascii="Calibri" w:hAnsi="Calibri"/>
                 <w:b/>
                 <w:bCs/>
                 <w:sz w:val="22"/>
@@ -1827,7 +1863,7 @@
             </w:r>
             <w:r>
               <w:rPr>
-                <w:rFonts w:eastAsia="" w:cs="" w:ascii="Poppins" w:hAnsi="Poppins" w:cstheme="minorBidi" w:eastAsiaTheme="minorEastAsia"/>
+                <w:rFonts w:eastAsia="" w:cs="" w:ascii="Calibri" w:hAnsi="Calibri" w:cstheme="minorBidi" w:eastAsiaTheme="minorEastAsia"/>
                 <w:b/>
                 <w:bCs/>
                 <w:color w:val="auto"/>
@@ -1840,7 +1876,7 @@
             </w:r>
             <w:r>
               <w:rPr>
-                <w:rFonts w:ascii="Poppins" w:hAnsi="Poppins"/>
+                <w:rFonts w:ascii="Calibri" w:hAnsi="Calibri"/>
                 <w:b/>
                 <w:bCs/>
                 <w:sz w:val="22"/>
@@ -1858,6 +1894,7 @@
               <w:spacing w:lineRule="auto" w:line="240" w:before="0" w:after="0"/>
               <w:jc w:val="left"/>
               <w:rPr>
+                <w:rFonts w:ascii="Calibri" w:hAnsi="Calibri"/>
                 <w:sz w:val="22"/>
                 <w:szCs w:val="22"/>
                 <w:lang w:val="en-US"/>
@@ -1865,7 +1902,7 @@
             </w:pPr>
             <w:r>
               <w:rPr>
-                <w:rFonts w:ascii="Poppins" w:hAnsi="Poppins"/>
+                <w:rFonts w:ascii="Calibri" w:hAnsi="Calibri"/>
                 <w:b/>
                 <w:bCs/>
                 <w:sz w:val="22"/>
@@ -1882,11 +1919,13 @@
               <w:suppressAutoHyphens w:val="true"/>
               <w:spacing w:lineRule="auto" w:line="240" w:before="0" w:after="0"/>
               <w:jc w:val="left"/>
-              <w:rPr/>
-            </w:pPr>
-            <w:r>
-              <w:rPr>
-                <w:rFonts w:ascii="Poppins" w:hAnsi="Poppins"/>
+              <w:rPr>
+                <w:rFonts w:ascii="Calibri" w:hAnsi="Calibri"/>
+              </w:rPr>
+            </w:pPr>
+            <w:r>
+              <w:rPr>
+                <w:rFonts w:ascii="Calibri" w:hAnsi="Calibri"/>
                 <w:b w:val="false"/>
                 <w:bCs w:val="false"/>
                 <w:sz w:val="22"/>
@@ -1904,7 +1943,7 @@
               <w:spacing w:lineRule="auto" w:line="240" w:before="0" w:after="0"/>
               <w:jc w:val="left"/>
               <w:rPr>
-                <w:rFonts w:ascii="Poppins" w:hAnsi="Poppins"/>
+                <w:rFonts w:ascii="Calibri" w:hAnsi="Calibri"/>
                 <w:b/>
                 <w:b/>
                 <w:bCs/>
@@ -1915,7 +1954,7 @@
             </w:pPr>
             <w:r>
               <w:rPr>
-                <w:rFonts w:ascii="Poppins" w:hAnsi="Poppins"/>
+                <w:rFonts w:ascii="Calibri" w:hAnsi="Calibri"/>
                 <w:b/>
                 <w:bCs/>
                 <w:sz w:val="24"/>
@@ -1932,14 +1971,14 @@
               <w:spacing w:lineRule="auto" w:line="240" w:before="0" w:after="0"/>
               <w:jc w:val="left"/>
               <w:rPr>
-                <w:sz w:val="22"/>
-                <w:szCs w:val="22"/>
-                <w:lang w:val="en-US"/>
-              </w:rPr>
-            </w:pPr>
-            <w:r>
-              <w:rPr>
-                <w:rFonts w:eastAsia="" w:cs="" w:ascii="Poppins" w:hAnsi="Poppins" w:cstheme="minorBidi" w:eastAsiaTheme="minorEastAsia"/>
+                <w:rFonts w:ascii="Calibri" w:hAnsi="Calibri"/>
+                <w:sz w:val="22"/>
+                <w:szCs w:val="22"/>
+              </w:rPr>
+            </w:pPr>
+            <w:r>
+              <w:rPr>
+                <w:rFonts w:eastAsia="" w:cs="" w:ascii="Calibri" w:hAnsi="Calibri" w:cstheme="minorBidi" w:eastAsiaTheme="minorEastAsia"/>
                 <w:b/>
                 <w:bCs/>
                 <w:color w:val="auto"/>
@@ -1952,7 +1991,7 @@
             </w:r>
             <w:r>
               <w:rPr>
-                <w:rFonts w:ascii="Poppins" w:hAnsi="Poppins"/>
+                <w:rFonts w:ascii="Calibri" w:hAnsi="Calibri"/>
                 <w:b/>
                 <w:bCs/>
                 <w:sz w:val="22"/>
@@ -1970,6 +2009,7 @@
               <w:spacing w:lineRule="auto" w:line="240" w:before="0" w:after="0"/>
               <w:jc w:val="left"/>
               <w:rPr>
+                <w:rFonts w:ascii="Calibri" w:hAnsi="Calibri"/>
                 <w:sz w:val="22"/>
                 <w:szCs w:val="22"/>
                 <w:lang w:val="en-US"/>
@@ -1977,7 +2017,7 @@
             </w:pPr>
             <w:r>
               <w:rPr>
-                <w:rFonts w:ascii="Poppins" w:hAnsi="Poppins"/>
+                <w:rFonts w:ascii="Calibri" w:hAnsi="Calibri"/>
                 <w:b/>
                 <w:bCs/>
                 <w:sz w:val="22"/>
@@ -1995,14 +2035,13 @@
               <w:spacing w:lineRule="auto" w:line="240" w:before="0" w:after="0"/>
               <w:jc w:val="left"/>
               <w:rPr>
-                <w:sz w:val="22"/>
-                <w:szCs w:val="22"/>
+                <w:rFonts w:ascii="Calibri" w:hAnsi="Calibri"/>
                 <w:lang w:val="en-US"/>
               </w:rPr>
             </w:pPr>
             <w:r>
               <w:rPr>
-                <w:rFonts w:ascii="Poppins" w:hAnsi="Poppins"/>
+                <w:rFonts w:ascii="Calibri" w:hAnsi="Calibri"/>
                 <w:b w:val="false"/>
                 <w:bCs w:val="false"/>
                 <w:lang w:val="en-US" w:eastAsia="en-US" w:bidi="ar-SA"/>
@@ -2018,11 +2057,13 @@
               <w:spacing w:lineRule="auto" w:line="240" w:before="0" w:after="0"/>
               <w:jc w:val="both"/>
               <w:rPr>
+                <w:rFonts w:ascii="Calibri" w:hAnsi="Calibri"/>
                 <w:lang w:val="en-US"/>
               </w:rPr>
             </w:pPr>
             <w:r>
               <w:rPr>
+                <w:rFonts w:ascii="Calibri" w:hAnsi="Calibri"/>
                 <w:lang w:val="en-US"/>
               </w:rPr>
             </w:r>
@@ -2035,6 +2076,7 @@
               <w:spacing w:lineRule="auto" w:line="240" w:before="0" w:after="0"/>
               <w:jc w:val="left"/>
               <w:rPr>
+                <w:rFonts w:ascii="Calibri" w:hAnsi="Calibri"/>
                 <w:sz w:val="22"/>
                 <w:szCs w:val="22"/>
                 <w:lang w:val="en-US"/>
@@ -2042,7 +2084,7 @@
             </w:pPr>
             <w:r>
               <w:rPr>
-                <w:rFonts w:eastAsia="" w:cs="" w:ascii="Poppins" w:hAnsi="Poppins" w:cstheme="minorBidi" w:eastAsiaTheme="minorEastAsia"/>
+                <w:rFonts w:eastAsia="" w:cs="" w:ascii="Calibri" w:hAnsi="Calibri" w:cstheme="minorBidi" w:eastAsiaTheme="minorEastAsia"/>
                 <w:b/>
                 <w:bCs/>
                 <w:color w:val="auto"/>
@@ -2062,13 +2104,14 @@
               <w:spacing w:lineRule="auto" w:line="240" w:before="0" w:after="0"/>
               <w:jc w:val="left"/>
               <w:rPr>
-                <w:sz w:val="22"/>
-                <w:szCs w:val="22"/>
-              </w:rPr>
-            </w:pPr>
-            <w:r>
-              <w:rPr>
-                <w:rFonts w:ascii="Poppins" w:hAnsi="Poppins"/>
+                <w:rFonts w:ascii="Calibri" w:hAnsi="Calibri"/>
+                <w:sz w:val="22"/>
+                <w:szCs w:val="22"/>
+              </w:rPr>
+            </w:pPr>
+            <w:r>
+              <w:rPr>
+                <w:rFonts w:ascii="Calibri" w:hAnsi="Calibri"/>
                 <w:b w:val="false"/>
                 <w:bCs w:val="false"/>
                 <w:sz w:val="22"/>
@@ -2086,13 +2129,14 @@
               <w:spacing w:lineRule="auto" w:line="240" w:before="0" w:after="0"/>
               <w:jc w:val="left"/>
               <w:rPr>
-                <w:sz w:val="22"/>
-                <w:szCs w:val="22"/>
-              </w:rPr>
-            </w:pPr>
-            <w:r>
-              <w:rPr>
-                <w:rFonts w:ascii="Poppins" w:hAnsi="Poppins"/>
+                <w:rFonts w:ascii="Calibri" w:hAnsi="Calibri"/>
+                <w:sz w:val="22"/>
+                <w:szCs w:val="22"/>
+              </w:rPr>
+            </w:pPr>
+            <w:r>
+              <w:rPr>
+                <w:rFonts w:ascii="Calibri" w:hAnsi="Calibri"/>
                 <w:b w:val="false"/>
                 <w:bCs w:val="false"/>
                 <w:sz w:val="22"/>
@@ -2110,7 +2154,7 @@
               <w:spacing w:lineRule="auto" w:line="240" w:before="0" w:after="0"/>
               <w:jc w:val="left"/>
               <w:rPr>
-                <w:rFonts w:ascii="Poppins" w:hAnsi="Poppins"/>
+                <w:rFonts w:ascii="Calibri" w:hAnsi="Calibri"/>
                 <w:b/>
                 <w:b/>
                 <w:bCs/>
@@ -2122,7 +2166,7 @@
             </w:pPr>
             <w:r>
               <w:rPr>
-                <w:rFonts w:ascii="Poppins" w:hAnsi="Poppins"/>
+                <w:rFonts w:ascii="Calibri" w:hAnsi="Calibri"/>
                 <w:b/>
                 <w:bCs/>
                 <w:sz w:val="28"/>
@@ -2140,6 +2184,7 @@
               <w:spacing w:lineRule="auto" w:line="240" w:before="0" w:after="0"/>
               <w:jc w:val="left"/>
               <w:rPr>
+                <w:rFonts w:ascii="Calibri" w:hAnsi="Calibri"/>
                 <w:sz w:val="22"/>
                 <w:szCs w:val="22"/>
                 <w:lang w:val="en-US"/>
@@ -2147,7 +2192,7 @@
             </w:pPr>
             <w:r>
               <w:rPr>
-                <w:rFonts w:eastAsia="" w:cs="" w:ascii="Poppins" w:hAnsi="Poppins" w:cstheme="minorBidi" w:eastAsiaTheme="minorEastAsia"/>
+                <w:rFonts w:eastAsia="" w:cs="" w:ascii="Calibri" w:hAnsi="Calibri" w:cstheme="minorBidi" w:eastAsiaTheme="minorEastAsia"/>
                 <w:b/>
                 <w:bCs/>
                 <w:color w:val="auto"/>
@@ -2167,12 +2212,13 @@
               <w:spacing w:lineRule="auto" w:line="240" w:before="0" w:after="0"/>
               <w:jc w:val="left"/>
               <w:rPr>
+                <w:rFonts w:ascii="Calibri" w:hAnsi="Calibri"/>
                 <w:lang w:val="en-US"/>
               </w:rPr>
             </w:pPr>
             <w:r>
               <w:rPr>
-                <w:rFonts w:eastAsia="" w:cs="" w:ascii="Poppins" w:hAnsi="Poppins" w:cstheme="minorBidi" w:eastAsiaTheme="minorEastAsia"/>
+                <w:rFonts w:eastAsia="" w:cs="" w:ascii="Calibri" w:hAnsi="Calibri" w:cstheme="minorBidi" w:eastAsiaTheme="minorEastAsia"/>
                 <w:b w:val="false"/>
                 <w:bCs w:val="false"/>
                 <w:color w:val="auto"/>
@@ -2192,12 +2238,13 @@
               <w:spacing w:lineRule="auto" w:line="240" w:before="0" w:after="0"/>
               <w:jc w:val="left"/>
               <w:rPr>
+                <w:rFonts w:ascii="Calibri" w:hAnsi="Calibri"/>
                 <w:lang w:val="en-US"/>
               </w:rPr>
             </w:pPr>
             <w:r>
               <w:rPr>
-                <w:rFonts w:eastAsia="" w:cs="" w:ascii="Poppins" w:hAnsi="Poppins" w:cstheme="minorBidi" w:eastAsiaTheme="minorEastAsia"/>
+                <w:rFonts w:eastAsia="" w:cs="" w:ascii="Calibri" w:hAnsi="Calibri" w:cstheme="minorBidi" w:eastAsiaTheme="minorEastAsia"/>
                 <w:b w:val="false"/>
                 <w:bCs w:val="false"/>
                 <w:color w:val="auto"/>
@@ -2217,7 +2264,7 @@
               <w:spacing w:lineRule="auto" w:line="240" w:before="0" w:after="0"/>
               <w:jc w:val="left"/>
               <w:rPr>
-                <w:rFonts w:ascii="Poppins" w:hAnsi="Poppins"/>
+                <w:rFonts w:ascii="Calibri" w:hAnsi="Calibri"/>
                 <w:b/>
                 <w:b/>
                 <w:bCs/>
@@ -2229,7 +2276,7 @@
             </w:pPr>
             <w:r>
               <w:rPr>
-                <w:rFonts w:ascii="Poppins" w:hAnsi="Poppins"/>
+                <w:rFonts w:ascii="Calibri" w:hAnsi="Calibri"/>
                 <w:b/>
                 <w:bCs/>
                 <w:sz w:val="28"/>
@@ -2247,6 +2294,7 @@
               <w:spacing w:lineRule="auto" w:line="240" w:before="0" w:after="0"/>
               <w:jc w:val="left"/>
               <w:rPr>
+                <w:rFonts w:ascii="Calibri" w:hAnsi="Calibri"/>
                 <w:sz w:val="22"/>
                 <w:szCs w:val="22"/>
                 <w:lang w:val="en-US"/>
@@ -2254,7 +2302,7 @@
             </w:pPr>
             <w:r>
               <w:rPr>
-                <w:rFonts w:ascii="Poppins" w:hAnsi="Poppins"/>
+                <w:rFonts w:ascii="Calibri" w:hAnsi="Calibri"/>
                 <w:b/>
                 <w:bCs/>
                 <w:sz w:val="22"/>
@@ -2277,7 +2325,7 @@
             <w:r>
               <w:rPr>
                 <w:rStyle w:val="StrongEmphasis"/>
-                <w:rFonts w:ascii="Poppins" w:hAnsi="Poppins"/>
+                <w:rFonts w:ascii="Calibri" w:hAnsi="Calibri"/>
                 <w:b w:val="false"/>
                 <w:bCs w:val="false"/>
                 <w:sz w:val="22"/>
@@ -2292,15 +2340,15 @@
               <w:pStyle w:val="TextBody"/>
               <w:widowControl w:val="false"/>
               <w:rPr>
-                <w:rFonts w:ascii="Poppins" w:hAnsi="Poppins"/>
-                <w:sz w:val="22"/>
-                <w:szCs w:val="22"/>
-                <w:lang w:val="en-US" w:eastAsia="en-US" w:bidi="ar-SA"/>
-              </w:rPr>
-            </w:pPr>
-            <w:r>
-              <w:rPr>
-                <w:rFonts w:ascii="Poppins" w:hAnsi="Poppins"/>
+                <w:rFonts w:ascii="Calibri" w:hAnsi="Calibri"/>
+                <w:sz w:val="22"/>
+                <w:szCs w:val="22"/>
+                <w:lang w:val="en-US" w:eastAsia="en-US" w:bidi="ar-SA"/>
+              </w:rPr>
+            </w:pPr>
+            <w:r>
+              <w:rPr>
+                <w:rFonts w:ascii="Calibri" w:hAnsi="Calibri"/>
                 <w:sz w:val="22"/>
                 <w:szCs w:val="22"/>
                 <w:lang w:val="en-US" w:eastAsia="en-US" w:bidi="ar-SA"/>
@@ -2314,7 +2362,7 @@
               <w:widowControl w:val="false"/>
               <w:jc w:val="left"/>
               <w:rPr>
-                <w:rFonts w:ascii="Poppins" w:hAnsi="Poppins"/>
+                <w:rFonts w:ascii="Calibri" w:hAnsi="Calibri"/>
                 <w:b/>
                 <w:b/>
                 <w:bCs/>
@@ -2326,7 +2374,7 @@
             </w:pPr>
             <w:r>
               <w:rPr>
-                <w:rFonts w:ascii="Poppins" w:hAnsi="Poppins"/>
+                <w:rFonts w:ascii="Calibri" w:hAnsi="Calibri"/>
                 <w:b/>
                 <w:bCs/>
                 <w:sz w:val="22"/>
@@ -2343,7 +2391,7 @@
               <w:widowControl w:val="false"/>
               <w:jc w:val="left"/>
               <w:rPr>
-                <w:rFonts w:ascii="Poppins" w:hAnsi="Poppins"/>
+                <w:rFonts w:ascii="Calibri" w:hAnsi="Calibri"/>
                 <w:b w:val="false"/>
                 <w:b w:val="false"/>
                 <w:bCs w:val="false"/>
@@ -2355,7 +2403,7 @@
             </w:pPr>
             <w:r>
               <w:rPr>
-                <w:rFonts w:ascii="Poppins" w:hAnsi="Poppins"/>
+                <w:rFonts w:ascii="Calibri" w:hAnsi="Calibri"/>
                 <w:b w:val="false"/>
                 <w:bCs w:val="false"/>
                 <w:sz w:val="22"/>
@@ -2374,6 +2422,7 @@
               <w:spacing w:lineRule="auto" w:line="240" w:before="0" w:after="0"/>
               <w:jc w:val="left"/>
               <w:rPr>
+                <w:rFonts w:ascii="Calibri" w:hAnsi="Calibri"/>
                 <w:b w:val="false"/>
                 <w:b w:val="false"/>
                 <w:bCs w:val="false"/>
@@ -2382,6 +2431,7 @@
             </w:pPr>
             <w:r>
               <w:rPr>
+                <w:rFonts w:ascii="Calibri" w:hAnsi="Calibri"/>
                 <w:b w:val="false"/>
                 <w:bCs w:val="false"/>
                 <w:lang w:val="en-US" w:eastAsia="en-US" w:bidi="ar-SA"/>
@@ -2396,12 +2446,12 @@
               <w:spacing w:lineRule="auto" w:line="240" w:before="0" w:after="0"/>
               <w:jc w:val="left"/>
               <w:rPr>
-                <w:lang w:val="en-US"/>
-              </w:rPr>
-            </w:pPr>
-            <w:r>
-              <w:rPr>
-                <w:rFonts w:ascii="Poppins" w:hAnsi="Poppins"/>
+                <w:rFonts w:ascii="Calibri" w:hAnsi="Calibri"/>
+              </w:rPr>
+            </w:pPr>
+            <w:r>
+              <w:rPr>
+                <w:rFonts w:ascii="Calibri" w:hAnsi="Calibri"/>
                 <w:b/>
                 <w:bCs w:val="false"/>
                 <w:sz w:val="22"/>
@@ -2413,7 +2463,7 @@
             </w:r>
             <w:r>
               <w:rPr>
-                <w:rFonts w:ascii="Poppins" w:hAnsi="Poppins"/>
+                <w:rFonts w:ascii="Calibri" w:hAnsi="Calibri"/>
                 <w:b w:val="false"/>
                 <w:bCs w:val="false"/>
                 <w:sz w:val="24"/>
@@ -2425,7 +2475,7 @@
             </w:r>
             <w:r>
               <w:rPr>
-                <w:rFonts w:ascii="Poppins" w:hAnsi="Poppins"/>
+                <w:rFonts w:ascii="Calibri" w:hAnsi="Calibri"/>
                 <w:b w:val="false"/>
                 <w:bCs w:val="false"/>
                 <w:sz w:val="22"/>
@@ -2444,12 +2494,12 @@
               <w:spacing w:lineRule="auto" w:line="240" w:before="0" w:after="0"/>
               <w:jc w:val="left"/>
               <w:rPr>
-                <w:lang w:val="en-US"/>
-              </w:rPr>
-            </w:pPr>
-            <w:r>
-              <w:rPr>
-                <w:rFonts w:ascii="Poppins" w:hAnsi="Poppins"/>
+                <w:rFonts w:ascii="Calibri" w:hAnsi="Calibri"/>
+              </w:rPr>
+            </w:pPr>
+            <w:r>
+              <w:rPr>
+                <w:rFonts w:ascii="Calibri" w:hAnsi="Calibri"/>
                 <w:b/>
                 <w:bCs/>
                 <w:sz w:val="22"/>
@@ -2461,7 +2511,7 @@
             </w:r>
             <w:r>
               <w:rPr>
-                <w:rFonts w:ascii="Poppins" w:hAnsi="Poppins"/>
+                <w:rFonts w:ascii="Calibri" w:hAnsi="Calibri"/>
                 <w:b/>
                 <w:bCs/>
                 <w:sz w:val="22"/>
@@ -2473,7 +2523,7 @@
             </w:r>
             <w:r>
               <w:rPr>
-                <w:rFonts w:ascii="Poppins" w:hAnsi="Poppins"/>
+                <w:rFonts w:ascii="Calibri" w:hAnsi="Calibri"/>
                 <w:sz w:val="22"/>
                 <w:szCs w:val="22"/>
                 <w:lang w:val="en-US" w:eastAsia="en-US" w:bidi="ar-SA"/>
@@ -2489,12 +2539,12 @@
               <w:spacing w:lineRule="auto" w:line="240" w:before="0" w:after="0"/>
               <w:jc w:val="left"/>
               <w:rPr>
-                <w:lang w:val="en-US"/>
-              </w:rPr>
-            </w:pPr>
-            <w:r>
-              <w:rPr>
-                <w:rFonts w:eastAsia="" w:cs="" w:ascii="Poppins" w:hAnsi="Poppins" w:cstheme="minorBidi" w:eastAsiaTheme="minorEastAsia"/>
+                <w:rFonts w:ascii="Calibri" w:hAnsi="Calibri"/>
+              </w:rPr>
+            </w:pPr>
+            <w:r>
+              <w:rPr>
+                <w:rFonts w:eastAsia="" w:cs="" w:ascii="Calibri" w:hAnsi="Calibri" w:cstheme="minorBidi" w:eastAsiaTheme="minorEastAsia"/>
                 <w:b/>
                 <w:bCs/>
                 <w:color w:val="auto"/>
@@ -2508,7 +2558,7 @@
             </w:r>
             <w:r>
               <w:rPr>
-                <w:rFonts w:eastAsia="" w:cs="" w:ascii="Poppins" w:hAnsi="Poppins" w:cstheme="minorBidi" w:eastAsiaTheme="minorEastAsia"/>
+                <w:rFonts w:eastAsia="" w:cs="" w:ascii="Calibri" w:hAnsi="Calibri" w:cstheme="minorBidi" w:eastAsiaTheme="minorEastAsia"/>
                 <w:b/>
                 <w:bCs/>
                 <w:color w:val="auto"/>
@@ -2522,7 +2572,7 @@
             </w:r>
             <w:r>
               <w:rPr>
-                <w:rFonts w:eastAsia="" w:cs="" w:ascii="Poppins" w:hAnsi="Poppins" w:cstheme="minorBidi" w:eastAsiaTheme="minorEastAsia"/>
+                <w:rFonts w:eastAsia="" w:cs="" w:ascii="Calibri" w:hAnsi="Calibri" w:cstheme="minorBidi" w:eastAsiaTheme="minorEastAsia"/>
                 <w:b w:val="false"/>
                 <w:bCs w:val="false"/>
                 <w:color w:val="auto"/>
@@ -2545,12 +2595,13 @@
         <w:suppressAutoHyphens w:val="true"/>
         <w:spacing w:lineRule="auto" w:line="240" w:before="0" w:after="0"/>
         <w:rPr>
-          <w:rFonts w:ascii="Poppins" w:hAnsi="Poppins"/>
-          <w:lang w:val="en-US"/>
+          <w:rFonts w:ascii="Calibri" w:hAnsi="Calibri"/>
         </w:rPr>
       </w:pPr>
       <w:r>
-        <w:rPr/>
+        <w:rPr>
+          <w:rFonts w:ascii="Calibri" w:hAnsi="Calibri"/>
+        </w:rPr>
       </w:r>
     </w:p>
     <w:sectPr>
